--- a/source/md/print.docx
+++ b/source/md/print.docx
@@ -559,6 +559,105 @@
       </w:pPr>
       <w:r>
         <w:rPr/>
+        <w:t xml:space="preserve">📗 安卓指趣游戏盒的H5活动页</w:t>
+      </w:r>
+    </w:p>
+    <w:p>
+      <w:pPr>
+        <w:pStyle w:val="Heading4"/>
+        <w:spacing w:lineRule="auto"/>
+      </w:pPr>
+      <w:r>
+        <w:rPr/>
+        <w:t xml:space="preserve">项目介绍</w:t>
+      </w:r>
+    </w:p>
+    <w:p>
+      <w:pPr>
+        <w:spacing w:lineRule="auto"/>
+      </w:pPr>
+      <w:r>
+        <w:rPr/>
+        <w:t xml:space="preserve">在安卓游戏盒的 H5 页面中，为了引流和吸引用户，开发了一些活动页，例如：</w:t>
+      </w:r>
+      <w:r>
+        <w:rPr/>
+        <w:t xml:space="preserve">畅玩卡</w:t>
+      </w:r>
+      <w:r>
+        <w:rPr/>
+        <w:t xml:space="preserve">、</w:t>
+      </w:r>
+      <w:r>
+        <w:rPr/>
+        <w:t xml:space="preserve">指悦会员</w:t>
+      </w:r>
+      <w:r>
+        <w:rPr/>
+        <w:t xml:space="preserve">、</w:t>
+      </w:r>
+      <w:r>
+        <w:rPr/>
+        <w:t xml:space="preserve">抽奖</w:t>
+      </w:r>
+      <w:r>
+        <w:rPr/>
+        <w:t xml:space="preserve">等</w:t>
+      </w:r>
+    </w:p>
+    <w:p>
+      <w:pPr>
+        <w:pStyle w:val="Heading4"/>
+        <w:spacing w:lineRule="auto"/>
+      </w:pPr>
+      <w:r>
+        <w:rPr/>
+        <w:t xml:space="preserve">所用技术</w:t>
+      </w:r>
+    </w:p>
+    <w:p>
+      <w:pPr>
+        <w:spacing w:lineRule="auto"/>
+      </w:pPr>
+      <w:r>
+        <w:rPr/>
+        <w:t xml:space="preserve">项目使用 Vue2 开发，使用 dsbridge 进行与安卓原生的交互, 了解 web 页面与安卓原生在 Webview 中的交互方式</w:t>
+      </w:r>
+    </w:p>
+    <w:p>
+      <w:pPr>
+        <w:pStyle w:val="Heading3"/>
+        <w:spacing w:lineRule="auto"/>
+      </w:pPr>
+      <w:r>
+        <w:rPr/>
+        <w:t xml:space="preserve">项目地址</w:t>
+      </w:r>
+    </w:p>
+    <w:p>
+      <w:pPr>
+        <w:spacing w:lineRule="auto"/>
+      </w:pPr>
+      <w:r>
+        <w:rPr/>
+        <w:t xml:space="preserve">因部分交互需要安卓提供的方法，所以需在指趣游戏盒中打开: </w:t>
+      </w:r>
+      <w:hyperlink r:id="rId9">
+        <w:r>
+          <w:rPr>
+            <w:rStyle w:val="Hyperlink"/>
+          </w:rPr>
+          <w:t xml:space="preserve">https://app-static.96966.com/web/v6d7/</w:t>
+        </w:r>
+      </w:hyperlink>
+    </w:p>
+    <w:p>
+      <w:pPr>
+        <w:pStyle w:val="Heading3"/>
+        <w:spacing w:lineRule="auto"/>
+      </w:pPr>
+      <w:r>
+        <w:rPr/>
         <w:t xml:space="preserve">📗 公司内部的后台管理系统</w:t>
       </w:r>
     </w:p>
@@ -647,7 +746,7 @@
         <w:rPr/>
         <w:t xml:space="preserve">需要在 iOS 环境中打开: </w:t>
       </w:r>
-      <w:hyperlink r:id="rId9">
+      <w:hyperlink r:id="rId10">
         <w:r>
           <w:rPr>
             <w:rStyle w:val="Hyperlink"/>
@@ -806,7 +905,7 @@
       <w:pPr>
         <w:spacing w:lineRule="auto"/>
       </w:pPr>
-      <w:hyperlink r:id="rId10">
+      <w:hyperlink r:id="rId11">
         <w:r>
           <w:rPr>
             <w:rStyle w:val="Hyperlink"/>
@@ -896,7 +995,7 @@
       <w:pPr>
         <w:spacing w:lineRule="auto"/>
       </w:pPr>
-      <w:hyperlink r:id="rId11">
+      <w:hyperlink r:id="rId12">
         <w:r>
           <w:rPr>
             <w:rStyle w:val="Hyperlink"/>
@@ -967,7 +1066,7 @@
       <w:pPr>
         <w:spacing w:lineRule="auto"/>
       </w:pPr>
-      <w:hyperlink r:id="rId12">
+      <w:hyperlink r:id="rId13">
         <w:r>
           <w:rPr>
             <w:rStyle w:val="Hyperlink"/>
@@ -1013,7 +1112,7 @@
         </w:numPr>
         <w:spacing w:lineRule="auto"/>
       </w:pPr>
-      <w:hyperlink r:id="rId13">
+      <w:hyperlink r:id="rId14">
         <w:r>
           <w:rPr>
             <w:rStyle w:val="Hyperlink"/>
@@ -1034,7 +1133,7 @@
         </w:numPr>
         <w:spacing w:lineRule="auto"/>
       </w:pPr>
-      <w:hyperlink r:id="rId14">
+      <w:hyperlink r:id="rId15">
         <w:r>
           <w:rPr>
             <w:rStyle w:val="Hyperlink"/>
@@ -1075,7 +1174,7 @@
         </w:numPr>
         <w:spacing w:lineRule="auto"/>
       </w:pPr>
-      <w:hyperlink r:id="rId15">
+      <w:hyperlink r:id="rId16">
         <w:r>
           <w:rPr>
             <w:rStyle w:val="Hyperlink"/>
@@ -1116,7 +1215,7 @@
         </w:numPr>
         <w:spacing w:lineRule="auto"/>
       </w:pPr>
-      <w:hyperlink r:id="rId16">
+      <w:hyperlink r:id="rId17">
         <w:r>
           <w:rPr>
             <w:rStyle w:val="Hyperlink"/>
@@ -1157,7 +1256,7 @@
         </w:numPr>
         <w:spacing w:lineRule="auto"/>
       </w:pPr>
-      <w:hyperlink r:id="rId17">
+      <w:hyperlink r:id="rId18">
         <w:r>
           <w:rPr>
             <w:rStyle w:val="Hyperlink"/>
@@ -1169,7 +1268,7 @@
         <w:rPr/>
         <w:t xml:space="preserve">: 一个 VS Code 插件, 源于国外开发者的一个 </w:t>
       </w:r>
-      <w:hyperlink r:id="rId18">
+      <w:hyperlink r:id="rId19">
         <w:r>
           <w:rPr>
             <w:rStyle w:val="Hyperlink"/>
@@ -1210,7 +1309,7 @@
         </w:numPr>
         <w:spacing w:lineRule="auto"/>
       </w:pPr>
-      <w:hyperlink r:id="rId19">
+      <w:hyperlink r:id="rId20">
         <w:r>
           <w:rPr>
             <w:rStyle w:val="Hyperlink"/>
